--- a/beyond-gdp-national-power/manuscript/table_s1.docx
+++ b/beyond-gdp-national-power/manuscript/table_s1.docx
@@ -12,6 +12,9 @@
     </w:p>
     <w:p>
       <w:r>
+        <w:rPr>
+          <w:sz w:val="18"/>
+        </w:rPr>
         <w:t>Each row represents a historical polity included in the analysis. Columns report the English name, modern-country equivalent, period of existence, era classification, dominant strategy (stock or flow), closure type, outcome (overtaken/disrupted/survived), and the specific turning-point event that determined the outcome.</w:t>
       </w:r>
     </w:p>
